--- a/DX-new.docx
+++ b/DX-new.docx
@@ -440,18 +440,6 @@
             <w:tcW w:w="4241" w:type="dxa"/>
             <w:shd w:val="clear" w:color="auto" w:fill="auto"/>
           </w:tcPr>
-          <w:p>
-            <w:pPr>
-              <w:spacing w:after="60"/>
-              <w:jc w:val="center"/>
-              <w:rPr>
-                <w:rFonts w:ascii="Times New Roman" w:hAnsi="Times New Roman" w:cs="Times New Roman"/>
-                <w:b/>
-                <w:sz w:val="24"/>
-                <w:szCs w:val="24"/>
-              </w:rPr>
-            </w:pPr>
-          </w:p>
           <w:p>
             <w:pPr>
               <w:spacing w:after="60"/>
@@ -667,38 +655,7 @@
                 <w:sz w:val="24"/>
                 <w:szCs w:val="24"/>
               </w:rPr>
-              <w:t xml:space="preserve">KT. </w:t>
-            </w:r>
-            <w:r>
-              <w:rPr>
-                <w:rFonts w:ascii="Times New Roman" w:hAnsi="Times New Roman" w:cs="Times New Roman"/>
-                <w:b/>
-                <w:sz w:val="24"/>
-                <w:szCs w:val="24"/>
-              </w:rPr>
               <w:t>TỔNG GIÁM ĐỐC</w:t>
-            </w:r>
-          </w:p>
-          <w:p>
-            <w:pPr>
-              <w:spacing w:after="60"/>
-              <w:ind w:left="-16"/>
-              <w:jc w:val="center"/>
-              <w:rPr>
-                <w:rFonts w:ascii="Times New Roman" w:hAnsi="Times New Roman" w:cs="Times New Roman"/>
-                <w:b/>
-                <w:sz w:val="24"/>
-                <w:szCs w:val="24"/>
-              </w:rPr>
-            </w:pPr>
-            <w:r>
-              <w:rPr>
-                <w:rFonts w:ascii="Times New Roman" w:hAnsi="Times New Roman" w:cs="Times New Roman"/>
-                <w:b/>
-                <w:sz w:val="24"/>
-                <w:szCs w:val="24"/>
-              </w:rPr>
-              <w:t>TL. TỔNG GIÁM ĐỐC</w:t>
             </w:r>
           </w:p>
           <w:p>
